--- a/submission_files/04_Comprehensive_Project_Report.docx
+++ b/submission_files/04_Comprehensive_Project_Report.docx
@@ -38,7 +38,7 @@
         <w:rPr>
           <w:sz w:val="20"/>
         </w:rPr>
-        <w:t>Capstone Academic Project Submission | Timeframe: 2015–2024 | Data Source: UN Comtrade</w:t>
+        <w:t>Capstone Academic Project Submission | Candidate: Anshu Kumar | Timeframe: 2015–2024 | Data Source: UN Comtrade</w:t>
         <w:br/>
       </w:r>
     </w:p>
